--- a/companies/calderwood-partners/People/2021.01.10 - Onboarding - Pamela Miller.docx
+++ b/companies/calderwood-partners/People/2021.01.10 - Onboarding - Pamela Miller.docx
@@ -7,27 +7,27 @@
         <w:pStyle w:val="Heading1"/>
       </w:pPr>
       <w:r>
-        <w:t>Welcoming Pamela Miller to the Advisory practice</w:t>
+        <w:t>Welcome to the Research Desk: Pamela Miller</w:t>
       </w:r>
     </w:p>
     <w:p>
       <w:r>
-        <w:t>Pamela Miller joins the Advisory practice this week as a Research Associate. Her work spans background research and the preparation of exhibits: the tables and well-labeled figures a deck or a memo is later assembled from, and the context that stands behind them. She writes in a warm, plain style that the rest of the team can pick up without translation, and she annotates generously, so that a reader always knows where a figure came from and what it does and does not show. On a file that several hands touch, that habit is worth a great deal, and it is what we hired her for.</w:t>
+        <w:t>It is a pleasure to welcome you to Calderwood Partners, Pamela Miller. You join the Advisory practice as a Research Associate, working across the research desk from the first gathering of sources through to the last read of a draft before it leaves the firm. Much of the value in that last read is easy to underrate: it is the check that catches the figure gone stale since it was first pulled, or the sentence that claims a shade more than the data beneath it will actually support, and a good deal of what a client takes to be the firm's care is in fact yours, applied quietly on the evening before a deliverable goes out.</w:t>
       </w:r>
     </w:p>
     <w:p>
       <w:r>
-        <w:t>Pamela Miller reports to Jason Torres, Principal. Jason will place her on live requests as they arise, and for the opening weeks she should expect to support more than one engagement at a time, which is the ordinary pattern for a research associate here and no sign that either team has the weaker claim on her hours. When the requests begin to collide, Jason sets the order; she should carry that conflict to him rather than decide for herself which exhibit waits. Her desk is on the analyst floor with the rest of Advisory, and Operations will see to her systems, email, and expenses in the first day or two.</w:t>
+        <w:t>You will report to Jason Torres, Principal, who will set your assignments, decide how your time is shared among the engagements in progress, and be the first reader of what you prepare. He and I hold the same preference, which I would ask you to make your own from the start: when a claim reaches past what the evidence shows, we would far rather see the caveat added than the claim left standing unqualified, because a finding presented with its limits visible is one a client can actually rely on, while one presented without them is a liability waiting for the wrong reader. Your comfort in adding a qualification rather than stripping it out is exactly the temperament the desk rewards.</w:t>
       </w:r>
     </w:p>
     <w:p>
       <w:r>
-        <w:t>The opening week is best given to the recent files, so that she can see how our exhibits are built and labeled before she starts producing her own. Much of what she makes will be picked up and extended by someone else, and a figure labeled for the next reader spares that reader from reconstructing it. One expectation fits the way she already works. An exhibit that reaches a client memo carries the firm's name on the numbers in it, so the figures have to be right and the labels have to say exactly what each one is. Pamela Miller has that care already, from what we have seen, and Julie Ramsey will look over a piece or two of her early work while the conventions are still settling, which is standard for anyone new to the research bench.</w:t>
+        <w:t>On the practical side, your paperwork and systems access will be in order before your first morning, and Jason will attach you to a live engagement within your first days, on the firm's settled view that its conventions are learned on real deliverables and not in the abstract. For the opening month I would ask chiefly that you spend as much attention on how a piece of work was sourced as on how it reads, since the discipline that keeps our drafts honest begins with knowing exactly where each figure came from and what it was, and was not, meant to show.</w:t>
       </w:r>
     </w:p>
     <w:p>
       <w:r>
-        <w:t>A last word on the first weeks. She should introduce herself to the teams whose requests she will be picking up, since an exhibit is easier to build well when its author has some sense of who asked for it and why, and she should feel free to ask about a labeling convention on an older file that puzzles her, because a few of ours have outlasted the reason they were adopted. Questions the desk cannot answer in these early days are expected, not an imposition.</w:t>
+        <w:t>Your first concrete step is to sit down with Jason Torres this week, walk through the engagement he has in mind for you, and agree how the two of you will work; anything that falls outside that, or that you would prefer to raise away from your reporting line, you are welcome to bring to me directly. I am Julie Ramsey, and I am glad to count you among us.</w:t>
       </w:r>
     </w:p>
     <w:sectPr>
